--- a/DWH_PG_Task_5.docx
+++ b/DWH_PG_Task_5.docx
@@ -238,10 +238,10 @@
       <w:r>
         <w:rPr>
           <w:rFonts w:ascii="Consolas" w:hAnsi="Consolas"/>
-          <w:color w:val="000000"/>
-          <w:sz w:val="20"/>
-          <w:szCs w:val="20"/>
-          <w:lang w:val="en-GB"/>
+          <w:noProof/>
+          <w:color w:val="000000"/>
+          <w:sz w:val="20"/>
+          <w:szCs w:val="20"/>
         </w:rPr>
         <w:drawing>
           <wp:inline distT="0" distB="0" distL="0" distR="0" wp14:anchorId="1FEADFD0" wp14:editId="09A29683">
@@ -1097,7 +1097,7 @@
       </w:pPr>
       <w:r>
         <w:rPr>
-          <w:lang w:val="en-GB"/>
+          <w:noProof/>
         </w:rPr>
         <w:drawing>
           <wp:inline distT="0" distB="0" distL="0" distR="0" wp14:anchorId="7E07BF78" wp14:editId="3F77CC03">
@@ -1167,8 +1167,14 @@
         <w:pStyle w:val="a4"/>
         <w:shd w:val="clear" w:color="auto" w:fill="FFFFFF"/>
         <w:spacing w:before="0" w:beforeAutospacing="0" w:after="0" w:afterAutospacing="0"/>
-      </w:pPr>
-      <w:r>
+        <w:rPr>
+          <w:lang w:val="en-GB"/>
+        </w:rPr>
+      </w:pPr>
+      <w:r>
+        <w:rPr>
+          <w:lang w:val="en-GB"/>
+        </w:rPr>
         <w:t>1.2 TASK 2: HASH JOIN</w:t>
       </w:r>
     </w:p>
@@ -1177,6 +1183,9 @@
         <w:pStyle w:val="a4"/>
         <w:shd w:val="clear" w:color="auto" w:fill="FFFFFF"/>
         <w:spacing w:before="0" w:beforeAutospacing="0" w:after="0" w:afterAutospacing="0"/>
+        <w:rPr>
+          <w:lang w:val="en-GB"/>
+        </w:rPr>
       </w:pPr>
     </w:p>
     <w:p>
@@ -1551,7 +1560,7 @@
       </w:pPr>
       <w:r>
         <w:rPr>
-          <w:lang w:val="en-GB"/>
+          <w:noProof/>
         </w:rPr>
         <w:drawing>
           <wp:inline distT="0" distB="0" distL="0" distR="0" wp14:anchorId="4DC81A13" wp14:editId="6EF55811">
@@ -2181,7 +2190,7 @@
       </w:pPr>
       <w:r>
         <w:rPr>
-          <w:lang w:val="en-GB"/>
+          <w:noProof/>
         </w:rPr>
         <w:drawing>
           <wp:inline distT="0" distB="0" distL="0" distR="0" wp14:anchorId="633821C6" wp14:editId="20D20DE0">
@@ -2353,6 +2362,7 @@
           <w:sz w:val="20"/>
           <w:szCs w:val="20"/>
           <w:shd w:val="clear" w:color="auto" w:fill="FFFFFF"/>
+          <w:lang w:val="en-GB"/>
         </w:rPr>
       </w:pPr>
       <w:r>
@@ -2364,6 +2374,7 @@
           <w:sz w:val="20"/>
           <w:szCs w:val="20"/>
           <w:shd w:val="clear" w:color="auto" w:fill="FFFFFF"/>
+          <w:lang w:val="en-GB"/>
         </w:rPr>
         <w:t>SET</w:t>
       </w:r>
@@ -2374,6 +2385,7 @@
           <w:sz w:val="20"/>
           <w:szCs w:val="20"/>
           <w:shd w:val="clear" w:color="auto" w:fill="FFFFFF"/>
+          <w:lang w:val="en-GB"/>
         </w:rPr>
         <w:t xml:space="preserve"> </w:t>
       </w:r>
@@ -2385,6 +2397,7 @@
           <w:sz w:val="20"/>
           <w:szCs w:val="20"/>
           <w:shd w:val="clear" w:color="auto" w:fill="FFFFFF"/>
+          <w:lang w:val="en-GB"/>
         </w:rPr>
         <w:t>enable_hashjoin</w:t>
       </w:r>
@@ -2396,10 +2409,10 @@
           <w:sz w:val="20"/>
           <w:szCs w:val="20"/>
           <w:shd w:val="clear" w:color="auto" w:fill="FFFFFF"/>
+          <w:lang w:val="en-GB"/>
         </w:rPr>
         <w:t xml:space="preserve"> = </w:t>
       </w:r>
-      <w:proofErr w:type="spellStart"/>
       <w:r>
         <w:rPr>
           <w:rFonts w:ascii="Consolas" w:hAnsi="Consolas"/>
@@ -2409,10 +2422,10 @@
           <w:sz w:val="20"/>
           <w:szCs w:val="20"/>
           <w:shd w:val="clear" w:color="auto" w:fill="FFFFFF"/>
+          <w:lang w:val="en-GB"/>
         </w:rPr>
         <w:t>off</w:t>
       </w:r>
-      <w:proofErr w:type="spellEnd"/>
       <w:r>
         <w:rPr>
           <w:rFonts w:ascii="Consolas" w:hAnsi="Consolas"/>
@@ -2420,6 +2433,7 @@
           <w:sz w:val="20"/>
           <w:szCs w:val="20"/>
           <w:shd w:val="clear" w:color="auto" w:fill="FFFFFF"/>
+          <w:lang w:val="en-GB"/>
         </w:rPr>
         <w:t>;</w:t>
       </w:r>
@@ -2474,7 +2488,7 @@
       </w:pPr>
       <w:r>
         <w:rPr>
-          <w:lang w:val="en-GB"/>
+          <w:noProof/>
         </w:rPr>
         <w:drawing>
           <wp:inline distT="0" distB="0" distL="0" distR="0" wp14:anchorId="2C58A676" wp14:editId="54F68B59">
@@ -2558,8 +2572,14 @@
         <w:pStyle w:val="a4"/>
         <w:shd w:val="clear" w:color="auto" w:fill="FFFFFF"/>
         <w:spacing w:before="0" w:beforeAutospacing="0" w:after="0" w:afterAutospacing="0"/>
-      </w:pPr>
-      <w:r>
+        <w:rPr>
+          <w:lang w:val="en-GB"/>
+        </w:rPr>
+      </w:pPr>
+      <w:r>
+        <w:rPr>
+          <w:lang w:val="en-GB"/>
+        </w:rPr>
         <w:t>1.3 TASK 3: MERGE JOIN</w:t>
       </w:r>
     </w:p>
@@ -2784,7 +2804,7 @@
       </w:pPr>
       <w:r>
         <w:rPr>
-          <w:lang w:val="en-GB"/>
+          <w:noProof/>
         </w:rPr>
         <w:drawing>
           <wp:inline distT="0" distB="0" distL="0" distR="0" wp14:anchorId="082669F5" wp14:editId="21C266CB">
@@ -3222,7 +3242,7 @@
       </w:pPr>
       <w:r>
         <w:rPr>
-          <w:lang w:val="en-GB"/>
+          <w:noProof/>
         </w:rPr>
         <w:drawing>
           <wp:inline distT="0" distB="0" distL="0" distR="0" wp14:anchorId="7360B5BD" wp14:editId="38CDBDB6">
@@ -3862,7 +3882,7 @@
       </w:pPr>
       <w:r>
         <w:rPr>
-          <w:lang w:val="en-GB"/>
+          <w:noProof/>
         </w:rPr>
         <w:drawing>
           <wp:inline distT="0" distB="0" distL="0" distR="0" wp14:anchorId="784EC2A0" wp14:editId="407280F1">
@@ -5203,9 +5223,10 @@
       <w:r>
         <w:rPr>
           <w:rFonts w:ascii="Times New Roman" w:eastAsia="Times New Roman" w:hAnsi="Times New Roman" w:cs="Times New Roman"/>
+          <w:noProof/>
           <w:sz w:val="24"/>
           <w:szCs w:val="24"/>
-          <w:lang w:val="uk-UA" w:eastAsia="ru-RU"/>
+          <w:lang w:eastAsia="ru-RU"/>
         </w:rPr>
         <w:drawing>
           <wp:inline distT="0" distB="0" distL="0" distR="0" wp14:anchorId="165C5B03" wp14:editId="06DADADC">
@@ -5268,9 +5289,10 @@
       <w:r>
         <w:rPr>
           <w:rFonts w:ascii="Times New Roman" w:eastAsia="Times New Roman" w:hAnsi="Times New Roman" w:cs="Times New Roman"/>
+          <w:noProof/>
           <w:sz w:val="24"/>
           <w:szCs w:val="24"/>
-          <w:lang w:val="uk-UA" w:eastAsia="ru-RU"/>
+          <w:lang w:eastAsia="ru-RU"/>
         </w:rPr>
         <w:drawing>
           <wp:inline distT="0" distB="0" distL="0" distR="0" wp14:anchorId="78702C35" wp14:editId="123463DD">
@@ -5398,6 +5420,9 @@
         </w:rPr>
       </w:pPr>
       <w:r>
+        <w:rPr>
+          <w:lang w:val="en-GB"/>
+        </w:rPr>
         <w:t>2.2 TASK 5: LATERAL JOIN</w:t>
       </w:r>
     </w:p>
@@ -7626,9 +7651,10 @@
       <w:r>
         <w:rPr>
           <w:rFonts w:ascii="Times New Roman" w:eastAsia="Times New Roman" w:hAnsi="Times New Roman" w:cs="Times New Roman"/>
+          <w:noProof/>
           <w:sz w:val="24"/>
           <w:szCs w:val="24"/>
-          <w:lang w:val="en-GB" w:eastAsia="ru-RU"/>
+          <w:lang w:eastAsia="ru-RU"/>
         </w:rPr>
         <w:drawing>
           <wp:inline distT="0" distB="0" distL="0" distR="0" wp14:anchorId="29908E6B" wp14:editId="367F98E8">
@@ -9057,7 +9083,7 @@
       </w:pPr>
       <w:r>
         <w:rPr>
-          <w:lang w:val="en-GB"/>
+          <w:noProof/>
         </w:rPr>
         <w:drawing>
           <wp:inline distT="0" distB="0" distL="0" distR="0" wp14:anchorId="579CD953" wp14:editId="72F100EB">
@@ -9111,8 +9137,14 @@
         <w:pStyle w:val="a4"/>
         <w:shd w:val="clear" w:color="auto" w:fill="FFFFFF"/>
         <w:spacing w:before="0" w:beforeAutospacing="0" w:after="0" w:afterAutospacing="0"/>
-      </w:pPr>
-      <w:r>
+        <w:rPr>
+          <w:lang w:val="en-GB"/>
+        </w:rPr>
+      </w:pPr>
+      <w:r>
+        <w:rPr>
+          <w:lang w:val="en-GB"/>
+        </w:rPr>
         <w:t>3.2 TASK 7: CHANGING DATA CTE</w:t>
       </w:r>
     </w:p>
@@ -10873,7 +10905,7 @@
         <w:spacing w:before="0" w:beforeAutospacing="0" w:after="0" w:afterAutospacing="0"/>
         <w:rPr>
           <w:rFonts w:ascii="Consolas" w:hAnsi="Consolas"/>
-          <w:color w:val="000000"/>
+          <w:color w:val="FF0000"/>
           <w:sz w:val="20"/>
           <w:szCs w:val="20"/>
           <w:lang w:val="en-GB"/>
@@ -10976,6 +11008,10 @@
         <w:shd w:val="clear" w:color="auto" w:fill="FFFFFF"/>
         <w:spacing w:before="0" w:beforeAutospacing="0" w:after="0" w:afterAutospacing="0"/>
         <w:rPr>
+          <w:rFonts w:ascii="Consolas" w:hAnsi="Consolas"/>
+          <w:color w:val="FF0000"/>
+          <w:sz w:val="20"/>
+          <w:szCs w:val="20"/>
           <w:lang w:val="en-GB"/>
         </w:rPr>
       </w:pPr>
@@ -10986,9 +11022,15 @@
         <w:shd w:val="clear" w:color="auto" w:fill="FFFFFF"/>
         <w:spacing w:before="0" w:beforeAutospacing="0" w:after="0" w:afterAutospacing="0"/>
         <w:rPr>
-          <w:lang w:val="en-GB"/>
-        </w:rPr>
-      </w:pPr>
+          <w:rFonts w:ascii="Consolas" w:hAnsi="Consolas"/>
+          <w:color w:val="000000"/>
+          <w:sz w:val="20"/>
+          <w:szCs w:val="20"/>
+          <w:lang w:val="en-GB"/>
+        </w:rPr>
+      </w:pPr>
+      <w:bookmarkStart w:id="0" w:name="_GoBack"/>
+      <w:bookmarkEnd w:id="0"/>
     </w:p>
     <w:p>
       <w:pPr>
@@ -10999,9 +11041,29 @@
           <w:lang w:val="en-GB"/>
         </w:rPr>
       </w:pPr>
-      <w:r>
-        <w:rPr>
-          <w:lang w:val="en-GB"/>
+    </w:p>
+    <w:p>
+      <w:pPr>
+        <w:pStyle w:val="a4"/>
+        <w:shd w:val="clear" w:color="auto" w:fill="FFFFFF"/>
+        <w:spacing w:before="0" w:beforeAutospacing="0" w:after="0" w:afterAutospacing="0"/>
+        <w:rPr>
+          <w:lang w:val="en-GB"/>
+        </w:rPr>
+      </w:pPr>
+    </w:p>
+    <w:p>
+      <w:pPr>
+        <w:pStyle w:val="a4"/>
+        <w:shd w:val="clear" w:color="auto" w:fill="FFFFFF"/>
+        <w:spacing w:before="0" w:beforeAutospacing="0" w:after="0" w:afterAutospacing="0"/>
+        <w:rPr>
+          <w:lang w:val="en-GB"/>
+        </w:rPr>
+      </w:pPr>
+      <w:r>
+        <w:rPr>
+          <w:noProof/>
         </w:rPr>
         <w:drawing>
           <wp:inline distT="0" distB="0" distL="0" distR="0" wp14:anchorId="6DCAFB68" wp14:editId="431AC7AA">
@@ -11039,8 +11101,6 @@
           </wp:inline>
         </w:drawing>
       </w:r>
-      <w:bookmarkStart w:id="0" w:name="_GoBack"/>
-      <w:bookmarkEnd w:id="0"/>
     </w:p>
     <w:p>
       <w:pPr>
